--- a/ky/wisdom-stories/bookstore.docx
+++ b/ky/wisdom-stories/bookstore.docx
@@ -189,7 +189,7 @@
           <w:sz w:val="22"/>
           <w:lang w:val="ky-KG"/>
         </w:rPr>
-        <w:t xml:space="preserve">Сабак: </w:t>
+        <w:t>Сабак: Кичинекей жакшылык адамдын жүрөгүндө өмүр бою из калтырышы мүмкүн. Жакшылык көргөн адам көп учурда өзү да башкага жакшылык кылат.</w:t>
       </w:r>
       <w:r>
         <w:rPr>
@@ -198,7 +198,6 @@
           <w:sz w:val="22"/>
           <w:lang w:val="ky-KG"/>
         </w:rPr>
-        <w:t>Кичинекей жакшылык да адамдын эсинде өмүр бою калат. Анын жылуулугу бир жүрөктөн экинчисине өтүп, улана берет.</w:t>
       </w:r>
     </w:p>
     <w:p>
@@ -218,7 +217,7 @@
           <w:sz w:val="18"/>
           <w:lang w:val="ky-KG"/>
         </w:rPr>
-        <w:t>Окуя ачык интернет булактарынан алынды.</w:t>
+        <w:t>Аңгемелер ачык интернет булактарынан алынган, иллюстрациялар болсо ЖИ менен түзүлгөн.</w:t>
       </w:r>
     </w:p>
     <w:sectPr>

--- a/ky/wisdom-stories/bookstore.docx
+++ b/ky/wisdom-stories/bookstore.docx
@@ -3,223 +3,86 @@
 <w:document xmlns:wpc="http://schemas.microsoft.com/office/word/2010/wordprocessingCanvas" xmlns:cx="http://schemas.microsoft.com/office/drawing/2014/chartex" xmlns:cx1="http://schemas.microsoft.com/office/drawing/2015/9/8/chartex" xmlns:cx2="http://schemas.microsoft.com/office/drawing/2015/10/21/chartex" xmlns:cx3="http://schemas.microsoft.com/office/drawing/2016/5/9/chartex" xmlns:cx4="http://schemas.microsoft.com/office/drawing/2016/5/10/chartex" xmlns:cx5="http://schemas.microsoft.com/office/drawing/2016/5/11/chartex" xmlns:cx6="http://schemas.microsoft.com/office/drawing/2016/5/12/chartex" xmlns:cx7="http://schemas.microsoft.com/office/drawing/2016/5/13/chartex" xmlns:cx8="http://schemas.microsoft.com/office/drawing/2016/5/14/chartex" xmlns:mc="http://schemas.openxmlformats.org/markup-compatibility/2006" xmlns:aink="http://schemas.microsoft.com/office/drawing/2016/ink" xmlns:am3d="http://schemas.microsoft.com/office/drawing/2017/model3d" xmlns:o="urn:schemas-microsoft-com:office:office" xmlns:oel="http://schemas.microsoft.com/office/2019/extlst" xmlns:r="http://schemas.openxmlformats.org/officeDocument/2006/relationships" xmlns:m="http://schemas.openxmlformats.org/officeDocument/2006/math" xmlns:v="urn:schemas-microsoft-com:vml" xmlns:wp14="http://schemas.microsoft.com/office/word/2010/wordprocessingDrawing" xmlns:wp="http://schemas.openxmlformats.org/drawingml/2006/wordprocessingDrawing" xmlns:w10="urn:schemas-microsoft-com:office:word" xmlns:w="http://schemas.openxmlformats.org/wordprocessingml/2006/main" xmlns:w14="http://schemas.microsoft.com/office/word/2010/wordml" xmlns:w15="http://schemas.microsoft.com/office/word/2012/wordml" xmlns:w16cex="http://schemas.microsoft.com/office/word/2018/wordml/cex" xmlns:w16cid="http://schemas.microsoft.com/office/word/2016/wordml/cid" xmlns:w16="http://schemas.microsoft.com/office/word/2018/wordml" xmlns:w16du="http://schemas.microsoft.com/office/word/2023/wordml/word16du" xmlns:w16sdtdh="http://schemas.microsoft.com/office/word/2020/wordml/sdtdatahash" xmlns:w16sdtfl="http://schemas.microsoft.com/office/word/2024/wordml/sdtformatlock" xmlns:w16se="http://schemas.microsoft.com/office/word/2015/wordml/symex" xmlns:wpg="http://schemas.microsoft.com/office/word/2010/wordprocessingGroup" xmlns:wpi="http://schemas.microsoft.com/office/word/2010/wordprocessingInk" xmlns:wne="http://schemas.microsoft.com/office/word/2006/wordml" xmlns:wps="http://schemas.microsoft.com/office/word/2010/wordprocessingShape" mc:Ignorable="w14 w15 w16se w16cid w16 w16cex w16sdtdh w16sdtfl w16du wp14">
   <w:body>
     <w:p>
-      <w:pPr>
-        <w:pStyle w:val="Title"/>
-        <w:keepNext/>
-        <w:keepLines w:val="0"/>
-        <w:pageBreakBefore w:val="0"/>
-        <w:widowControl/>
-        <w:spacing w:line="269" w:lineRule="auto" w:after="180" w:before="0"/>
-      </w:pPr>
-      <w:bookmarkStart w:id="10017" w:name="Story_18"/>
       <w:r>
         <w:rPr>
-          <w:rFonts w:ascii="Arial" w:hAnsi="Arial"/>
           <w:b/>
-          <w:color w:val="000000"/>
-          <w:sz w:val="34"/>
-          <w:lang w:val="ky-KG"/>
+          <w:bCs/>
         </w:rPr>
         <w:t>Китеп дүкөнүндө</w:t>
       </w:r>
-      <w:bookmarkEnd w:id="10017"/>
     </w:p>
     <w:p>
-      <w:pPr>
-        <w:keepNext w:val="0"/>
-        <w:keepLines w:val="0"/>
-        <w:pageBreakBefore w:val="0"/>
-        <w:widowControl/>
-        <w:spacing w:line="269" w:lineRule="auto" w:after="120" w:before="0"/>
-      </w:pPr>
       <w:r>
-        <w:rPr>
-          <w:rFonts w:ascii="Arial" w:hAnsi="Arial"/>
-          <w:color w:val="000000"/>
-          <w:sz w:val="22"/>
-          <w:lang w:val="ky-KG"/>
-        </w:rPr>
-        <w:t>Медицина боюнча билим алып жаткан студент Бурсадагы «Билге» китеп дүкөнүнөн көпкө издегенден кийин керектүү китебин тапты. Артындагы баасын көргөндө жылмаюусу заматта өчтү: аны сатып алууга акчасы жетпейт эле.</w:t>
+        <w:t>Медициналык университеттин студенти көпкө издеп жүрүп, өзүнө керектүү китепти бир китеп дүкөнүнөн тапты. Сүйүнүп колуна алды, бирок арткы бетиндеги баасын көргөндө жылмаюусу өчтү: акчасы жетпейт экен.</w:t>
       </w:r>
     </w:p>
     <w:p>
-      <w:pPr>
-        <w:keepNext w:val="0"/>
-        <w:keepLines w:val="0"/>
-        <w:pageBreakBefore w:val="0"/>
-        <w:widowControl/>
-        <w:spacing w:line="269" w:lineRule="auto" w:after="120" w:before="0"/>
-      </w:pPr>
       <w:r>
-        <w:rPr>
-          <w:rFonts w:ascii="Arial" w:eastAsia="Arial" w:hAnsi="Arial"/>
-          <w:color w:val="000000"/>
-          <w:sz w:val="22"/>
-          <w:lang w:val="ky-KG"/>
-        </w:rPr>
-        <w:t>Муну билдирбегенге аракет кылып, барактарын ачып, мугалим тапшырган бөлүмдү тапты. Дүкөн ээлери кардарлар менен алек экенин көрүп, текстти бат эле окуп чыгып кетти.</w:t>
+        <w:t>Көңүлү чөккөнүн билдирбей, китепти барактап, мугалим тапшырган бөлүмдү тапты. Сатуучулар кардарлар менен алек болуп жатканын көрүп, четке туруп окуй баштады. Колунан келишинче эсине сактап, анан китепти ордуна коюп, акырын чыгып кетти.</w:t>
       </w:r>
     </w:p>
     <w:p>
-      <w:pPr>
-        <w:keepNext w:val="0"/>
-        <w:keepLines w:val="0"/>
-        <w:pageBreakBefore w:val="0"/>
-        <w:widowControl/>
-        <w:spacing w:line="269" w:lineRule="auto" w:after="120" w:before="0"/>
-      </w:pPr>
       <w:r>
-        <w:rPr>
-          <w:rFonts w:ascii="Arial" w:eastAsia="Arial" w:hAnsi="Arial"/>
-          <w:color w:val="000000"/>
-          <w:sz w:val="22"/>
-          <w:lang w:val="ky-KG"/>
-        </w:rPr>
-        <w:t>Кийинки бир ай ичинде студент эки күндө бир китеп дүкөнүнө келип, текчелердин арасында сабагын окуп жүрдү. Бүтүрүү сынактарына бир жума калганда кайра келди, бирок китепти ордунан таппады. Бардык текчени карап чыкты; китеп дайынсыз жоголгондой эле.</w:t>
+        <w:t>Бир ай бою ал дүкөнгө күн алыс келип жүрдү. Текчелердин арасында туруп сабакка даярданып, өзүн эч ким байкабайт деп ойлочу.</w:t>
       </w:r>
     </w:p>
     <w:p>
-      <w:pPr>
-        <w:keepNext w:val="0"/>
-        <w:keepLines w:val="0"/>
-        <w:pageBreakBefore w:val="0"/>
-        <w:widowControl/>
-        <w:spacing w:line="269" w:lineRule="auto" w:after="120" w:before="0"/>
-      </w:pPr>
       <w:r>
-        <w:rPr>
-          <w:rFonts w:ascii="Arial" w:eastAsia="Arial" w:hAnsi="Arial"/>
-          <w:color w:val="000000"/>
-          <w:sz w:val="22"/>
-          <w:lang w:val="ky-KG"/>
-        </w:rPr>
-        <w:t>Өңү кубарып, кетүүгө камынганда дүкөн ээлери аны токтотушту:</w:t>
+        <w:t>Бүтүрүү экзамендерине бир жума калганда дагы келди. Бирок бул жолу китеп ордунда жок эле. Ал текчелерди бирден карап чыкты. Китеп табылбаган сайын санаасы күчөдү.</w:t>
       </w:r>
     </w:p>
     <w:p>
-      <w:pPr>
-        <w:keepNext w:val="0"/>
-        <w:keepLines w:val="0"/>
-        <w:pageBreakBefore w:val="0"/>
-        <w:widowControl/>
-        <w:spacing w:line="269" w:lineRule="auto" w:after="120" w:before="0"/>
-      </w:pPr>
       <w:r>
-        <w:rPr>
-          <w:rFonts w:ascii="Arial" w:eastAsia="Arial" w:hAnsi="Arial"/>
-          <w:color w:val="000000"/>
-          <w:sz w:val="22"/>
-          <w:lang w:val="ky-KG"/>
-        </w:rPr>
+        <w:t>Куру кол кетүүгө камынганда, сатуучулардын бири аны чакырды:</w:t>
+      </w:r>
+    </w:p>
+    <w:p>
+      <w:r>
         <w:t>— Кел, отур. Сага айта турган сөзүбүз бар.</w:t>
       </w:r>
     </w:p>
     <w:p>
-      <w:pPr>
-        <w:keepNext w:val="0"/>
-        <w:keepLines w:val="0"/>
-        <w:pageBreakBefore w:val="0"/>
-        <w:widowControl/>
-        <w:spacing w:line="269" w:lineRule="auto" w:after="120" w:before="0"/>
-      </w:pPr>
       <w:r>
-        <w:rPr>
-          <w:rFonts w:ascii="Arial" w:eastAsia="Arial" w:hAnsi="Arial"/>
-          <w:color w:val="000000"/>
-          <w:sz w:val="22"/>
-          <w:lang w:val="ky-KG"/>
-        </w:rPr>
-        <w:t>Китепчилердин бири үстөлүнүн алдынан ошол китепти чыгарды:</w:t>
+        <w:t>Анан үстөлдүн астынан баягы китепти алып чыгып, студенттин алдына койду:</w:t>
       </w:r>
     </w:p>
     <w:p>
-      <w:pPr>
-        <w:keepNext w:val="0"/>
-        <w:keepLines w:val="0"/>
-        <w:pageBreakBefore w:val="0"/>
-        <w:widowControl/>
-        <w:spacing w:line="269" w:lineRule="auto" w:after="120" w:before="0"/>
-      </w:pPr>
       <w:r>
-        <w:rPr>
-          <w:rFonts w:ascii="Arial" w:eastAsia="Arial" w:hAnsi="Arial"/>
-          <w:color w:val="000000"/>
-          <w:sz w:val="22"/>
-          <w:lang w:val="ky-KG"/>
-        </w:rPr>
-        <w:t>— Жакында бир кардар баасын сурап, сатып алгысы келди. Мен китепти текчеден алып, сен үчүн сактап койдум. Ушул жерде отуруп окуй берсең болот.</w:t>
+        <w:t>— Жакында бир кардар бул китепти сатып алгысы келди. Бирок сен окуп бүтө электигиңди көрүп, сага сактап койдук. Келгенде ушул жерге отуруп, жайбаракат окуй бер.</w:t>
       </w:r>
     </w:p>
     <w:p>
-      <w:pPr>
-        <w:keepNext/>
-        <w:keepLines w:val="0"/>
-        <w:pageBreakBefore w:val="0"/>
-        <w:widowControl/>
-        <w:spacing w:line="269" w:lineRule="auto" w:after="120" w:before="0"/>
-      </w:pPr>
       <w:r>
-        <w:rPr>
-          <w:rFonts w:ascii="Arial" w:eastAsia="Arial" w:hAnsi="Arial"/>
-          <w:color w:val="000000"/>
-          <w:sz w:val="22"/>
-          <w:lang w:val="ky-KG"/>
-        </w:rPr>
-        <w:t>Жигит окуусун бүтүрүп, дарыгер болгондон кийин да ошол эки китепчини унуткан жок. Акчасы жок бейтаптардан эч качан акы алган жок.</w:t>
+        <w:t>Студент бир саам эмне дээрин билбей калды. Ал өзүн эч ким байкабайт деп ойлогон. Көрсө, дүкөндүн кызматкерлери анын кыйналып жүргөнүн эбак түшүнүп, намысына тийбей жардам беришкен экен.</w:t>
       </w:r>
     </w:p>
     <w:p>
-      <w:pPr>
-        <w:pStyle w:val="Moral"/>
-        <w:keepNext/>
-        <w:keepLines/>
-        <w:pageBreakBefore w:val="0"/>
-        <w:widowControl/>
-        <w:spacing w:before="120" w:after="120" w:line="269" w:lineRule="auto"/>
-        <w:ind w:left="240" w:right="240"/>
-        <w:rPr>
-          <w:lang/>
-        </w:rPr>
-      </w:pPr>
       <w:r>
-        <w:rPr>
-          <w:rFonts w:ascii="Arial" w:hAnsi="Arial"/>
-          <w:b/>
-          <w:color w:val="000000"/>
-          <w:sz w:val="22"/>
-          <w:lang w:val="ky-KG"/>
-        </w:rPr>
-        <w:t>Сабак: Кичинекей жакшылык адамдын жүрөгүндө өмүр бою из калтырышы мүмкүн. Жакшылык көргөн адам көп учурда өзү да башкага жакшылык кылат.</w:t>
-      </w:r>
-      <w:r>
-        <w:rPr>
-          <w:rFonts w:ascii="Arial" w:hAnsi="Arial"/>
-          <w:color w:val="000000"/>
-          <w:sz w:val="22"/>
-          <w:lang w:val="ky-KG"/>
-        </w:rPr>
+        <w:t>Жылдар өтүп, ал дарыгер болду. Китеп дүкөнүндө өзүнө жасалган жакшылыкты эч качан унуткан жок: дарыланууга каражаты жетпеген бейтаптарды акысыз дарылады.</w:t>
       </w:r>
     </w:p>
     <w:p>
-      <w:pPr>
-        <w:keepNext w:val="0"/>
-        <w:keepLines w:val="0"/>
-        <w:pageBreakBefore w:val="0"/>
-        <w:widowControl/>
-        <w:spacing w:before="0" w:after="160" w:line="269" w:lineRule="auto"/>
-        <w:jc w:val="right"/>
-      </w:pPr>
       <w:r>
         <w:rPr>
-          <w:rFonts w:ascii="Arial" w:eastAsia="Arial" w:hAnsi="Arial" w:cs="Arial"/>
-          <w:i/>
-          <w:color w:val="000000"/>
-          <w:sz w:val="18"/>
-          <w:lang w:val="ky-KG"/>
+          <w:b/>
+          <w:bCs/>
         </w:rPr>
-        <w:t>Аңгемелер ачык интернет булактарынан алынган, иллюстрациялар болсо ЖИ менен түзүлгөн.</w:t>
+        <w:t>Сабак:</w:t>
+      </w:r>
+      <w:r>
+        <w:t xml:space="preserve"> Адамдын кадыр-баркын сактап жасалган жакшылык жүрөктө өмүр бою калат. Кээде бир адамга көрсөткөн камкордугуң ал аркылуу дагы далай адамга жетет.</w:t>
       </w:r>
     </w:p>
+    <w:p>
+      <w:r>
+        <w:rPr>
+          <w:i/>
+          <w:iCs/>
+        </w:rPr>
+        <w:t>Аңгемелер интернеттен чогултулуп, жасалма интеллекттин жардамы менен иштелип чыккан. Бардык сүрөттөр жасалма интеллект аркылуу түзүлгөн.</w:t>
+      </w:r>
+    </w:p>
+    <w:p/>
     <w:sectPr>
       <w:headerReference w:type="even" r:id="rId7"/>
       <w:headerReference w:type="default" r:id="rId8"/>
@@ -1050,7 +913,6 @@
     </w:pPr>
     <w:rPr>
       <w:rFonts w:asciiTheme="majorHAnsi" w:eastAsiaTheme="majorEastAsia" w:hAnsiTheme="majorHAnsi" w:cstheme="majorBidi"/>
-      <w:color w:val="000000"/>
       <w:sz w:val="40"/>
       <w:szCs w:val="40"/>
     </w:rPr>
@@ -1072,7 +934,6 @@
     </w:pPr>
     <w:rPr>
       <w:rFonts w:asciiTheme="majorHAnsi" w:eastAsiaTheme="majorEastAsia" w:hAnsiTheme="majorHAnsi" w:cstheme="majorBidi"/>
-      <w:color w:val="000000"/>
       <w:sz w:val="32"/>
       <w:szCs w:val="32"/>
     </w:rPr>
@@ -1095,7 +956,6 @@
     </w:pPr>
     <w:rPr>
       <w:rFonts w:eastAsiaTheme="majorEastAsia" w:cstheme="majorBidi"/>
-      <w:color w:val="000000"/>
       <w:sz w:val="28"/>
       <w:szCs w:val="28"/>
     </w:rPr>
@@ -1120,7 +980,6 @@
       <w:rFonts w:eastAsiaTheme="majorEastAsia" w:cstheme="majorBidi"/>
       <w:i/>
       <w:iCs/>
-      <w:color w:val="000000"/>
     </w:rPr>
   </w:style>
   <w:style w:type="paragraph" w:styleId="Heading5">
@@ -1141,7 +1000,6 @@
     </w:pPr>
     <w:rPr>
       <w:rFonts w:eastAsiaTheme="majorEastAsia" w:cstheme="majorBidi"/>
-      <w:color w:val="000000"/>
     </w:rPr>
   </w:style>
   <w:style w:type="paragraph" w:styleId="Heading6">
@@ -1164,7 +1022,6 @@
       <w:rFonts w:eastAsiaTheme="majorEastAsia" w:cstheme="majorBidi"/>
       <w:i/>
       <w:iCs/>
-      <w:color w:val="000000"/>
     </w:rPr>
   </w:style>
   <w:style w:type="paragraph" w:styleId="Heading7">
@@ -1185,7 +1042,6 @@
     </w:pPr>
     <w:rPr>
       <w:rFonts w:eastAsiaTheme="majorEastAsia" w:cstheme="majorBidi"/>
-      <w:color w:val="000000"/>
     </w:rPr>
   </w:style>
   <w:style w:type="paragraph" w:styleId="Heading8">
@@ -1208,7 +1064,6 @@
       <w:rFonts w:eastAsiaTheme="majorEastAsia" w:cstheme="majorBidi"/>
       <w:i/>
       <w:iCs/>
-      <w:color w:val="000000"/>
     </w:rPr>
   </w:style>
   <w:style w:type="paragraph" w:styleId="Heading9">
@@ -1229,13 +1084,11 @@
     </w:pPr>
     <w:rPr>
       <w:rFonts w:eastAsiaTheme="majorEastAsia" w:cstheme="majorBidi"/>
-      <w:color w:val="000000"/>
     </w:rPr>
   </w:style>
   <w:style w:type="character" w:default="1" w:styleId="DefaultParagraphFont">
     <w:name w:val="Default Paragraph Font"/>
     <w:uiPriority w:val="1"/>
-    <w:semiHidden/>
     <w:unhideWhenUsed/>
   </w:style>
   <w:style w:type="table" w:default="1" w:styleId="TableNormal">
@@ -1391,7 +1244,6 @@
     </w:pPr>
     <w:rPr>
       <w:rFonts w:asciiTheme="majorHAnsi" w:eastAsiaTheme="majorEastAsia" w:hAnsiTheme="majorHAnsi" w:cstheme="majorBidi"/>
-      <w:color w:val="000000"/>
       <w:spacing w:val="-10"/>
       <w:kern w:val="28"/>
       <w:sz w:val="56"/>
@@ -1427,7 +1279,6 @@
     </w:pPr>
     <w:rPr>
       <w:rFonts w:eastAsiaTheme="majorEastAsia" w:cstheme="majorBidi"/>
-      <w:color w:val="000000"/>
       <w:spacing w:val="15"/>
       <w:sz w:val="28"/>
       <w:szCs w:val="28"/>
@@ -1462,7 +1313,6 @@
     <w:rPr>
       <w:i/>
       <w:iCs/>
-      <w:color w:val="000000"/>
     </w:rPr>
   </w:style>
   <w:style w:type="character" w:customStyle="1" w:styleId="QuoteChar">
@@ -1487,9 +1337,6 @@
       <w:ind w:left="720"/>
       <w:contextualSpacing/>
     </w:pPr>
-    <w:rPr>
-      <w:color w:val="000000"/>
-    </w:rPr>
   </w:style>
   <w:style w:type="character" w:styleId="IntenseEmphasis">
     <w:name w:val="Intense Emphasis"/>
@@ -1519,7 +1366,6 @@
     <w:rPr>
       <w:i/>
       <w:iCs/>
-      <w:color w:val="000000"/>
     </w:rPr>
   </w:style>
   <w:style w:type="character" w:customStyle="1" w:styleId="IntenseQuoteChar">
@@ -1559,9 +1405,6 @@
     <w:pPr>
       <w:spacing w:after="100"/>
     </w:pPr>
-    <w:rPr>
-      <w:color w:val="000000"/>
-    </w:rPr>
   </w:style>
   <w:style w:type="paragraph" w:customStyle="1" w:styleId="Moral">
     <w:name w:val="Moral"/>
@@ -1573,7 +1416,6 @@
     <w:rPr>
       <w:rFonts w:ascii="Arial" w:eastAsia="Arial" w:hAnsi="Arial"/>
       <w:i/>
-      <w:color w:val="000000"/>
       <w:kern w:val="0"/>
       <w:sz w:val="22"/>
       <w:szCs w:val="22"/>
@@ -1595,9 +1437,6 @@
       </w:tabs>
       <w:spacing w:after="0" w:line="240" w:lineRule="auto"/>
     </w:pPr>
-    <w:rPr>
-      <w:color w:val="000000"/>
-    </w:rPr>
   </w:style>
   <w:style w:type="character" w:customStyle="1" w:styleId="HeaderChar">
     <w:name w:val="Header Char"/>
@@ -1620,9 +1459,6 @@
       </w:tabs>
       <w:spacing w:after="0" w:line="240" w:lineRule="auto"/>
     </w:pPr>
-    <w:rPr>
-      <w:color w:val="000000"/>
-    </w:rPr>
   </w:style>
   <w:style w:type="character" w:customStyle="1" w:styleId="FooterChar">
     <w:name w:val="Footer Char"/>
@@ -1645,7 +1481,6 @@
     </w:pPr>
     <w:rPr>
       <w:rFonts w:eastAsiaTheme="minorEastAsia"/>
-      <w:color w:val="000000"/>
     </w:rPr>
   </w:style>
   <w:style w:type="paragraph" w:styleId="TOC3">
@@ -1662,7 +1497,6 @@
     </w:pPr>
     <w:rPr>
       <w:rFonts w:eastAsiaTheme="minorEastAsia"/>
-      <w:color w:val="000000"/>
     </w:rPr>
   </w:style>
   <w:style w:type="paragraph" w:styleId="TOC4">
@@ -1679,7 +1513,6 @@
     </w:pPr>
     <w:rPr>
       <w:rFonts w:eastAsiaTheme="minorEastAsia"/>
-      <w:color w:val="000000"/>
     </w:rPr>
   </w:style>
   <w:style w:type="paragraph" w:styleId="TOC5">
@@ -1696,7 +1529,6 @@
     </w:pPr>
     <w:rPr>
       <w:rFonts w:eastAsiaTheme="minorEastAsia"/>
-      <w:color w:val="000000"/>
     </w:rPr>
   </w:style>
   <w:style w:type="paragraph" w:styleId="TOC6">
@@ -1713,7 +1545,6 @@
     </w:pPr>
     <w:rPr>
       <w:rFonts w:eastAsiaTheme="minorEastAsia"/>
-      <w:color w:val="000000"/>
     </w:rPr>
   </w:style>
   <w:style w:type="paragraph" w:styleId="TOC7">
@@ -1730,7 +1561,6 @@
     </w:pPr>
     <w:rPr>
       <w:rFonts w:eastAsiaTheme="minorEastAsia"/>
-      <w:color w:val="000000"/>
     </w:rPr>
   </w:style>
   <w:style w:type="paragraph" w:styleId="TOC8">
@@ -1747,7 +1577,6 @@
     </w:pPr>
     <w:rPr>
       <w:rFonts w:eastAsiaTheme="minorEastAsia"/>
-      <w:color w:val="000000"/>
     </w:rPr>
   </w:style>
   <w:style w:type="paragraph" w:styleId="TOC9">
@@ -1764,7 +1593,6 @@
     </w:pPr>
     <w:rPr>
       <w:rFonts w:eastAsiaTheme="minorEastAsia"/>
-      <w:color w:val="000000"/>
     </w:rPr>
   </w:style>
   <w:style w:type="paragraph" w:styleId="TOCHeading">
@@ -1780,7 +1608,6 @@
       <w:outlineLvl w:val="9"/>
     </w:pPr>
     <w:rPr>
-      <w:color w:val="000000"/>
       <w:kern w:val="0"/>
       <w:sz w:val="32"/>
       <w:szCs w:val="32"/>
